--- a/data/exports/rotational-motion_revision_notes.docx
+++ b/data/exports/rotational-motion_revision_notes.docx
@@ -189,7 +189,7 @@
                 <w:color w:val="2D3748"/>
                 <w:sz w:val="19"/>
               </w:rPr>
-              <w:t>Rotational Motion - Core Application</w:t>
+              <w:t>Moment of Inertia &amp; Parallel/Perpendicular Axes Theorems</w:t>
             </w:r>
           </w:p>
         </w:tc>
@@ -209,7 +209,7 @@
               <w:rPr>
                 <w:sz w:val="19"/>
               </w:rPr>
-              <w:t>247 PYQs</w:t>
+              <w:t>208 PYQs</w:t>
             </w:r>
           </w:p>
         </w:tc>
@@ -230,7 +230,94 @@
                 <w:color w:val="718096"/>
                 <w:sz w:val="19"/>
               </w:rPr>
-              <w:t>General Concept</w:t>
+              <w:t>Inertia</w:t>
+            </w:r>
+          </w:p>
+        </w:tc>
+      </w:tr>
+      <w:tr>
+        <w:tc>
+          <w:tcPr>
+            <w:tcW w:type="dxa" w:w="2160"/>
+            <w:shd w:fill="FFFFFF"/>
+            <w:tcMar>
+              <w:top w:w="80" w:type="dxa"/>
+              <w:bottom w:w="80" w:type="dxa"/>
+              <w:left w:w="150" w:type="dxa"/>
+              <w:right w:w="150" w:type="dxa"/>
+            </w:tcMar>
+          </w:tcPr>
+          <w:p>
+            <w:r>
+              <w:rPr>
+                <w:b/>
+                <w:color w:val="C53030"/>
+                <w:sz w:val="19"/>
+              </w:rPr>
+              <w:t>Very High</w:t>
+            </w:r>
+          </w:p>
+        </w:tc>
+        <w:tc>
+          <w:tcPr>
+            <w:tcW w:type="dxa" w:w="4320"/>
+            <w:shd w:fill="FFFFFF"/>
+            <w:tcMar>
+              <w:top w:w="80" w:type="dxa"/>
+              <w:bottom w:w="80" w:type="dxa"/>
+              <w:left w:w="150" w:type="dxa"/>
+              <w:right w:w="150" w:type="dxa"/>
+            </w:tcMar>
+          </w:tcPr>
+          <w:p>
+            <w:r>
+              <w:rPr>
+                <w:b/>
+                <w:color w:val="2D3748"/>
+                <w:sz w:val="19"/>
+              </w:rPr>
+              <w:t>Torque, Angular Momentum &amp; Pure Rolling</w:t>
+            </w:r>
+          </w:p>
+        </w:tc>
+        <w:tc>
+          <w:tcPr>
+            <w:tcW w:type="dxa" w:w="1728"/>
+            <w:shd w:fill="FFFFFF"/>
+            <w:tcMar>
+              <w:top w:w="80" w:type="dxa"/>
+              <w:bottom w:w="80" w:type="dxa"/>
+              <w:left w:w="150" w:type="dxa"/>
+              <w:right w:w="150" w:type="dxa"/>
+            </w:tcMar>
+          </w:tcPr>
+          <w:p>
+            <w:r>
+              <w:rPr>
+                <w:sz w:val="19"/>
+              </w:rPr>
+              <w:t>109 PYQs</w:t>
+            </w:r>
+          </w:p>
+        </w:tc>
+        <w:tc>
+          <w:tcPr>
+            <w:tcW w:type="dxa" w:w="1872"/>
+            <w:shd w:fill="FFFFFF"/>
+            <w:tcMar>
+              <w:top w:w="80" w:type="dxa"/>
+              <w:bottom w:w="80" w:type="dxa"/>
+              <w:left w:w="150" w:type="dxa"/>
+              <w:right w:w="150" w:type="dxa"/>
+            </w:tcMar>
+          </w:tcPr>
+          <w:p>
+            <w:r>
+              <w:rPr>
+                <w:color w:val="718096"/>
+                <w:sz w:val="19"/>
+              </w:rPr>
+              <w:t>Dynamics &amp; Rolling</w:t>
             </w:r>
           </w:p>
         </w:tc>
@@ -311,6 +398,98 @@
           </w:p>
         </w:tc>
       </w:tr>
+      <w:tr>
+        <w:tc>
+          <w:tcPr>
+            <w:tcW w:type="dxa" w:w="3600"/>
+            <w:shd w:fill="F7FAFC"/>
+            <w:tcMar>
+              <w:top w:w="100" w:type="dxa"/>
+              <w:bottom w:w="100" w:type="dxa"/>
+              <w:left w:w="150" w:type="dxa"/>
+              <w:right w:w="150" w:type="dxa"/>
+            </w:tcMar>
+          </w:tcPr>
+          <w:p>
+            <w:r>
+              <w:rPr>
+                <w:b/>
+                <w:color w:val="1A365D"/>
+                <w:sz w:val="19"/>
+              </w:rPr>
+              <w:t>Moment of Inertia &amp; Parallel/Perpendicular Axes Theorems</w:t>
+            </w:r>
+          </w:p>
+        </w:tc>
+        <w:tc>
+          <w:tcPr>
+            <w:tcW w:type="dxa" w:w="6480"/>
+            <w:shd w:fill="F7FAFC"/>
+            <w:tcMar>
+              <w:top w:w="100" w:type="dxa"/>
+              <w:bottom w:w="100" w:type="dxa"/>
+              <w:left w:w="150" w:type="dxa"/>
+              <w:right w:w="150" w:type="dxa"/>
+            </w:tcMar>
+          </w:tcPr>
+          <w:p>
+            <w:r>
+              <w:rPr>
+                <w:rFonts w:ascii="Cambria Math" w:hAnsi="Cambria Math"/>
+                <w:color w:val="2D3748"/>
+                <w:sz w:val="19"/>
+              </w:rPr>
+              <w:t>I = \int r^2 dm, \quad I = I_{\text{cm}} + Md^2, \quad I_z = I_x + I_y \quad (\text{laminar planar bodies})</w:t>
+            </w:r>
+          </w:p>
+        </w:tc>
+      </w:tr>
+      <w:tr>
+        <w:tc>
+          <w:tcPr>
+            <w:tcW w:type="dxa" w:w="3600"/>
+            <w:shd w:fill="FFFFFF"/>
+            <w:tcMar>
+              <w:top w:w="100" w:type="dxa"/>
+              <w:bottom w:w="100" w:type="dxa"/>
+              <w:left w:w="150" w:type="dxa"/>
+              <w:right w:w="150" w:type="dxa"/>
+            </w:tcMar>
+          </w:tcPr>
+          <w:p>
+            <w:r>
+              <w:rPr>
+                <w:b/>
+                <w:color w:val="1A365D"/>
+                <w:sz w:val="19"/>
+              </w:rPr>
+              <w:t>Torque, Angular Momentum &amp; Pure Rolling</w:t>
+            </w:r>
+          </w:p>
+        </w:tc>
+        <w:tc>
+          <w:tcPr>
+            <w:tcW w:type="dxa" w:w="6480"/>
+            <w:shd w:fill="FFFFFF"/>
+            <w:tcMar>
+              <w:top w:w="100" w:type="dxa"/>
+              <w:bottom w:w="100" w:type="dxa"/>
+              <w:left w:w="150" w:type="dxa"/>
+              <w:right w:w="150" w:type="dxa"/>
+            </w:tcMar>
+          </w:tcPr>
+          <w:p>
+            <w:r>
+              <w:rPr>
+                <w:rFonts w:ascii="Cambria Math" w:hAnsi="Cambria Math"/>
+                <w:color w:val="2D3748"/>
+                <w:sz w:val="19"/>
+              </w:rPr>
+              <w:t>\vec{\tau} = I\vec{\alpha} = \frac{d\vec{L}}{dt}, \quad K_{\text{roll}} = \frac{1}{2}Mv_{\text{cm}}^2\left(1 + \frac{k^2}{R^2}\right), \quad a = \frac{g\sin\theta}{1 + k^2/R^2}</w:t>
+            </w:r>
+          </w:p>
+        </w:tc>
+      </w:tr>
     </w:tbl>
     <w:p>
       <w:pPr>
@@ -338,7 +517,7 @@
           <w:color w:val="2B6CB0"/>
           <w:sz w:val="24"/>
         </w:rPr>
-        <w:t>3.1 Rotational Motion - Core Application (Very High Yield — 247 PYQs)</w:t>
+        <w:t>3.1 Moment of Inertia &amp; Parallel/Perpendicular Axes Theorems (Very High Yield — 208 PYQs)</w:t>
       </w:r>
     </w:p>
     <w:p>
@@ -353,7 +532,7 @@
         <w:rPr>
           <w:sz w:val="20"/>
         </w:rPr>
-        <w:t>Key problem pattern in Rotational Motion.</w:t>
+        <w:t>Calculation of rotational inertia, radius of gyration k = √(I/M), and axes shift theorems.</w:t>
       </w:r>
     </w:p>
     <w:tbl>
@@ -391,7 +570,7 @@
                 <w:color w:val="2D3748"/>
                 <w:sz w:val="19"/>
               </w:rPr>
-              <w:t>Watch for algebraic and sign errors.</w:t>
+              <w:t>Perpendicular axis theorem I_z = I_x + I_y is strictly valid ONLY for 2D laminar (flat) objects lying in the xy-plane.</w:t>
             </w:r>
           </w:p>
         </w:tc>
@@ -432,7 +611,215 @@
                 <w:color w:val="2D3748"/>
                 <w:sz w:val="19"/>
               </w:rPr>
-              <w:t>Verify dimensions and boundary conditions.</w:t>
+              <w:t>Solid sphere I_(cm) = (2 / 5)MR^2; hollow spherical shell I_(cm) = (2 / 3)MR^2; circular disc I_(cm) = (1 / 2)MR^2.</w:t>
+            </w:r>
+          </w:p>
+        </w:tc>
+      </w:tr>
+    </w:tbl>
+    <w:p>
+      <w:pPr>
+        <w:spacing w:before="120" w:after="40"/>
+      </w:pPr>
+      <w:r>
+        <w:rPr>
+          <w:b/>
+          <w:color w:val="1A365D"/>
+          <w:sz w:val="19"/>
+        </w:rPr>
+        <w:t>Source PYQs testing this concept:</w:t>
+      </w:r>
+    </w:p>
+    <w:p>
+      <w:pPr>
+        <w:pStyle w:val="ListBullet"/>
+        <w:spacing w:after="40"/>
+      </w:pPr>
+      <w:r>
+        <w:rPr>
+          <w:b/>
+          <w:sz w:val="18"/>
+        </w:rPr>
+        <w:t xml:space="preserve">[2026 Evening Shift] Q#1 (MCQ): </w:t>
+      </w:r>
+      <w:r>
+        <w:rPr>
+          <w:sz w:val="18"/>
+        </w:rPr>
+        <w:t xml:space="preserve">"A solid cylinder having radius R and length L is slipping on a rough horizontal plane. At time t=0 the cylinder has a translational ve..."  </w:t>
+      </w:r>
+      <w:r>
+        <w:rPr>
+          <w:b/>
+          <w:color w:val="2B6CB0"/>
+          <w:sz w:val="18"/>
+        </w:rPr>
+        <w:t>[Ans: B]</w:t>
+      </w:r>
+    </w:p>
+    <w:p>
+      <w:pPr>
+        <w:pStyle w:val="ListBullet"/>
+        <w:spacing w:after="40"/>
+      </w:pPr>
+      <w:r>
+        <w:rPr>
+          <w:b/>
+          <w:sz w:val="18"/>
+        </w:rPr>
+        <w:t xml:space="preserve">[2026 Evening Shift] Q#1 (MCQ): </w:t>
+      </w:r>
+      <w:r>
+        <w:rPr>
+          <w:sz w:val="18"/>
+        </w:rPr>
+        <w:t xml:space="preserve">"An object of uniform density rolls up the curved path with the initial velocity v_(o) as shown in the figure. If the maximum height attain..."  </w:t>
+      </w:r>
+      <w:r>
+        <w:rPr>
+          <w:b/>
+          <w:color w:val="2B6CB0"/>
+          <w:sz w:val="18"/>
+        </w:rPr>
+        <w:t>[Ans: D]</w:t>
+      </w:r>
+    </w:p>
+    <w:p>
+      <w:pPr>
+        <w:pStyle w:val="ListBullet"/>
+        <w:spacing w:after="40"/>
+      </w:pPr>
+      <w:r>
+        <w:rPr>
+          <w:b/>
+          <w:sz w:val="18"/>
+        </w:rPr>
+        <w:t xml:space="preserve">[2026 Morning Shift] Q#1 (MCQ): </w:t>
+      </w:r>
+      <w:r>
+        <w:rPr>
+          <w:sz w:val="18"/>
+        </w:rPr>
+        <w:t xml:space="preserve">"Two circular discs of radius each 10 cm are joined at their centres by a rod of length 30 cm and mass 600 gm as shown in figure. If the mass..."  </w:t>
+      </w:r>
+      <w:r>
+        <w:rPr>
+          <w:b/>
+          <w:color w:val="2B6CB0"/>
+          <w:sz w:val="18"/>
+        </w:rPr>
+        <w:t>[Ans: D]</w:t>
+      </w:r>
+    </w:p>
+    <w:p>
+      <w:pPr>
+        <w:spacing w:after="120"/>
+      </w:pPr>
+    </w:p>
+    <w:p>
+      <w:pPr>
+        <w:pStyle w:val="Heading2"/>
+      </w:pPr>
+      <w:r>
+        <w:rPr>
+          <w:color w:val="2B6CB0"/>
+          <w:sz w:val="24"/>
+        </w:rPr>
+        <w:t>3.2 Torque, Angular Momentum &amp; Pure Rolling (Very High Yield — 109 PYQs)</w:t>
+      </w:r>
+    </w:p>
+    <w:p>
+      <w:r>
+        <w:rPr>
+          <w:b/>
+          <w:sz w:val="20"/>
+        </w:rPr>
+        <w:t xml:space="preserve">Core Principle: </w:t>
+      </w:r>
+      <w:r>
+        <w:rPr>
+          <w:sz w:val="20"/>
+        </w:rPr>
+        <w:t>Rotational analogue of Newton's second law, conservation of angular momentum, and rolling down an incline.</w:t>
+      </w:r>
+    </w:p>
+    <w:tbl>
+      <w:tblPr>
+        <w:tblW w:type="auto" w:w="0"/>
+        <w:jc w:val="center"/>
+        <w:tblLook w:firstColumn="1" w:firstRow="1" w:lastColumn="0" w:lastRow="0" w:noHBand="0" w:noVBand="1" w:val="04A0"/>
+      </w:tblPr>
+      <w:tblGrid>
+        <w:gridCol w:w="10080"/>
+      </w:tblGrid>
+      <w:tr>
+        <w:tc>
+          <w:tcPr>
+            <w:tcW w:type="dxa" w:w="10080"/>
+            <w:shd w:fill="FFF5F5"/>
+            <w:tcMar>
+              <w:top w:w="100" w:type="dxa"/>
+              <w:bottom w:w="100" w:type="dxa"/>
+              <w:left w:w="150" w:type="dxa"/>
+              <w:right w:w="150" w:type="dxa"/>
+            </w:tcMar>
+          </w:tcPr>
+          <w:p>
+            <w:r>
+              <w:rPr>
+                <w:b/>
+                <w:color w:val="C53030"/>
+                <w:sz w:val="19"/>
+              </w:rPr>
+              <w:t xml:space="preserve">⚠️ Common Trap / JEE Pitfall: </w:t>
+            </w:r>
+            <w:r>
+              <w:rPr>
+                <w:color w:val="2D3748"/>
+                <w:sz w:val="19"/>
+              </w:rPr>
+              <w:t>On an incline, the body with the smallest k^2/R^2 reaches the bottom first (Solid Sphere &gt; Solid Cylinder &gt; Hollow Sphere &gt; Ring).</w:t>
+            </w:r>
+          </w:p>
+        </w:tc>
+      </w:tr>
+    </w:tbl>
+    <w:tbl>
+      <w:tblPr>
+        <w:tblW w:type="auto" w:w="0"/>
+        <w:jc w:val="center"/>
+        <w:tblLook w:firstColumn="1" w:firstRow="1" w:lastColumn="0" w:lastRow="0" w:noHBand="0" w:noVBand="1" w:val="04A0"/>
+      </w:tblPr>
+      <w:tblGrid>
+        <w:gridCol w:w="10080"/>
+      </w:tblGrid>
+      <w:tr>
+        <w:tc>
+          <w:tcPr>
+            <w:tcW w:type="dxa" w:w="10080"/>
+            <w:shd w:fill="F0FFF4"/>
+            <w:tcMar>
+              <w:top w:w="100" w:type="dxa"/>
+              <w:bottom w:w="100" w:type="dxa"/>
+              <w:left w:w="150" w:type="dxa"/>
+              <w:right w:w="150" w:type="dxa"/>
+            </w:tcMar>
+          </w:tcPr>
+          <w:p>
+            <w:r>
+              <w:rPr>
+                <w:b/>
+                <w:color w:val="276749"/>
+                <w:sz w:val="19"/>
+              </w:rPr>
+              <w:t xml:space="preserve">💡 Speed Hack / Trick: </w:t>
+            </w:r>
+            <w:r>
+              <w:rPr>
+                <w:color w:val="2D3748"/>
+                <w:sz w:val="19"/>
+              </w:rPr>
+              <w:t>In pure rolling on a flat surface, the instantaneous axis of rotation passes through the contact point (v_(contact) = 0).</w:t>
             </w:r>
           </w:p>
         </w:tc>
@@ -662,6 +1049,129 @@
               <w:t>Solution Analysis:</w:t>
               <w:br/>
               <w:t>The cylinder is slipping, which means its translational motion and rotational motion are not in order (v=rω) for pure rolling. Initial translational velocity is v_(0)=49m/s . Initial angular velocity is ω_(0)=\fracv_(0)4R , where R is the radius of solid cylinder of length L . For pure rolling to start, the condition v=ω R must be satisfied. Initially, ω_(0)R=\fracv_(0)4 , which is less than v_(0) , so the cylinder is sliding forward. Since the cylinder is sliding forward, kinetic friction (f_(k)) acts backward at the point of contact. f_(k)=μ_(k)N=μ_(k)mg. Using Newton's second law of motion ( F=ma ) linear retardation of cylinder is, F=ma ⇒ -μ_(k)mg=ma ⇒ a=-μ_(k)g Friction provides a torque (τ) about the center of mass. τ=f_(k) · R=(μ_(k)mg)R We also know τ=Iα . For a solid cylinder, the moment of inertia I=(1 / 2)mR^2 . (μ_(k)mg)R=((1 / 2)mR^2)α ⇒ α=\frac2μ_(k)gR We need to find the time t when the final translational velocity v and final angular velocity ω satisfy v=ω R . Using equation of linear motion, final linear velocity is v=v_(0)+at=v_(0)-μ_(k)gt Using equation of rotational motion, final angular velocity is, ω=ω_(0)+α t=\fracv_(0)4R+\frac2μ_(k)gRt Applying the rolling condition v=ω R : v_(0)-μ_(k)gt=(\fracv_(0)4R+\frac2μ_(k)gRt)R ⇒ v_(0)-μ_(k)gt=\fracv_(0)4+2μ_(k)gt ⇒ v_(0)-\fracv_(0)4=2μ_(k)gt+μ_(k)gt ⇒ \frac3v_(0)4=3μ_(k)gt ⇒ t=\fracv_(0)4μ_(k)g Substituting the given values, v_(0)=49m/s,μ_(k)=0.25 and g=9.8m/s^2 t=(49 / 4 × 0.25 × 9.8) ⇒ t=(49 / 9.8)s=5s Therefore, the time taken for the cylinder to start rolling is 5 seconds. Hence, the correct option is (B).</w:t>
+            </w:r>
+          </w:p>
+        </w:tc>
+      </w:tr>
+    </w:tbl>
+    <w:p>
+      <w:pPr>
+        <w:spacing w:after="120"/>
+      </w:pPr>
+    </w:p>
+    <w:p>
+      <w:pPr>
+        <w:spacing w:before="160" w:after="40"/>
+      </w:pPr>
+      <w:r>
+        <w:rPr>
+          <w:b/>
+          <w:color w:val="1A365D"/>
+          <w:sz w:val="22"/>
+        </w:rPr>
+        <w:t>Benchmark Problem 2: JEE Main 2026 (Online) 2nd April Morning Shift (Q#3)</w:t>
+      </w:r>
+    </w:p>
+    <w:p>
+      <w:pPr>
+        <w:spacing w:after="80"/>
+      </w:pPr>
+      <w:r>
+        <w:rPr>
+          <w:sz w:val="20"/>
+        </w:rPr>
+        <w:t>The position of an object having mass 0.1 kg as a function of time t is given as vec(r)=(10t^2î+5t^3ĵ) m. At t=1 s, which of the following statements are correct ? A. The linear momentum vec(p)=(2î+1.5ĵ) kg·m/s. B. The force acting on the object vec(F)=(2î+3ĵ) N. C. The angular momentum of the object about its origin vec(L)=15k̂ J·s. D. The torque acting on the object about its origin vec(τ)=20k̂ N·m. Choose the correct answer from the options given below:</w:t>
+      </w:r>
+    </w:p>
+    <w:p>
+      <w:pPr>
+        <w:pStyle w:val="ListBullet"/>
+        <w:spacing w:after="20"/>
+      </w:pPr>
+      <w:r>
+        <w:rPr>
+          <w:sz w:val="19"/>
+        </w:rPr>
+        <w:t>(A) , B and C only</w:t>
+      </w:r>
+    </w:p>
+    <w:p>
+      <w:pPr>
+        <w:pStyle w:val="ListBullet"/>
+        <w:spacing w:after="20"/>
+      </w:pPr>
+      <w:r>
+        <w:rPr>
+          <w:sz w:val="19"/>
+        </w:rPr>
+        <w:t>(B) , C and D only</w:t>
+      </w:r>
+    </w:p>
+    <w:p>
+      <w:pPr>
+        <w:pStyle w:val="ListBullet"/>
+        <w:spacing w:after="20"/>
+      </w:pPr>
+      <w:r>
+        <w:rPr>
+          <w:sz w:val="19"/>
+        </w:rPr>
+        <w:t>(C) , C and D only</w:t>
+      </w:r>
+    </w:p>
+    <w:p>
+      <w:pPr>
+        <w:pStyle w:val="ListBullet"/>
+        <w:spacing w:after="20"/>
+      </w:pPr>
+      <w:r>
+        <w:rPr>
+          <w:b/>
+          <w:color w:val="276749"/>
+          <w:sz w:val="19"/>
+        </w:rPr>
+        <w:t>(D) , B and D only</w:t>
+      </w:r>
+    </w:p>
+    <w:tbl>
+      <w:tblPr>
+        <w:tblW w:type="auto" w:w="0"/>
+        <w:jc w:val="center"/>
+        <w:tblLook w:firstColumn="1" w:firstRow="1" w:lastColumn="0" w:lastRow="0" w:noHBand="0" w:noVBand="1" w:val="04A0"/>
+      </w:tblPr>
+      <w:tblGrid>
+        <w:gridCol w:w="10080"/>
+      </w:tblGrid>
+      <w:tr>
+        <w:tc>
+          <w:tcPr>
+            <w:tcW w:type="dxa" w:w="10080"/>
+            <w:shd w:fill="F7FAFC"/>
+            <w:tcMar>
+              <w:top w:w="100" w:type="dxa"/>
+              <w:bottom w:w="100" w:type="dxa"/>
+              <w:left w:w="150" w:type="dxa"/>
+              <w:right w:w="150" w:type="dxa"/>
+            </w:tcMar>
+          </w:tcPr>
+          <w:p>
+            <w:r>
+              <w:rPr>
+                <w:b/>
+                <w:color w:val="1A365D"/>
+                <w:sz w:val="19"/>
+              </w:rPr>
+              <w:t>Correct Answer: D</w:t>
+              <w:br/>
+            </w:r>
+            <w:r>
+              <w:rPr>
+                <w:color w:val="2D3748"/>
+                <w:sz w:val="18"/>
+              </w:rPr>
+              <w:t>Solution Analysis:</w:t>
+              <w:br/>
+              <w:t>The mass of object is m=0.1kg The position of the object is given as vec(r)(t)=10t^2î+5t^3ĵ . We evaluate each statement at t=1s . Linear momentum is defined as vec(p)=mvec(v) . The velocity is defined as the rate of change of position, vec(v)=\fracdvec(r)dt=(d / dt)(10t^2î+5t^3ĵ)=20tî+15t^2ĵ. At t=1s : vec(v)=20(1)î+15(1)^2ĵ=(20î+15ĵ)m/s So, the linear momentum of the object is, vec(p)=0.1 × (20î+15ĵ)=(2î+1.5ĵ)kg · m/s Thus, the statement A is correct. Using Newton’s second law of motion the force is defined as vec(F)=mvec(a) . The acceleration is the rate of change of velocity, vec(A)=\fracdvec(v)dt=(d / dt)(20tî+15t^2ĵ)=20î+30tĵ At t=1s , vec(A)=20î+30(1)ĵ=(20î+30ĵ)m/s^2 vec(F)=0.1 × (20î+30ĵ)=(2î+3ĵ)N. Thus, the statement B is correct. Angular momentum is defined as vec(L)=vec(r) × vec(p) . At t=1s , the position vector of the object is vec(r)=10(1)^2î+5(1)^3ĵ=10î+5ĵm . vec(L)=(10î+5ĵ) × (2î+1.5ĵ) vec(L)=10(1.5)(î × ĵ)+5(2)(ĵ × î)=15k̂-10k̂=5k̂Js. Thus, the statement C is incorrect because in this statement the angular momentum is given as 15k̂Js. Torque is defined as vec(τ)=vec(r) × vec(F) . vec(τ)=(10ı̂+5ȷ̂) × (2ı̂+3ȷ̂) vec(τ)=10(3)(î × ĵ)+5(2)(ĵ × î)=30k̂-10k̂=20k̂Nm. Thus, the statement D is correct. Since statements A, B, and D are correct, the correct option is (D).</w:t>
             </w:r>
           </w:p>
         </w:tc>

--- a/data/exports/rotational-motion_revision_notes.docx
+++ b/data/exports/rotational-motion_revision_notes.docx
@@ -209,7 +209,7 @@
               <w:rPr>
                 <w:sz w:val="19"/>
               </w:rPr>
-              <w:t>208 PYQs</w:t>
+              <w:t>182 PYQs</w:t>
             </w:r>
           </w:p>
         </w:tc>
@@ -296,7 +296,7 @@
               <w:rPr>
                 <w:sz w:val="19"/>
               </w:rPr>
-              <w:t>109 PYQs</w:t>
+              <w:t>94 PYQs</w:t>
             </w:r>
           </w:p>
         </w:tc>
@@ -517,7 +517,7 @@
           <w:color w:val="2B6CB0"/>
           <w:sz w:val="24"/>
         </w:rPr>
-        <w:t>3.1 Moment of Inertia &amp; Parallel/Perpendicular Axes Theorems (Very High Yield — 208 PYQs)</w:t>
+        <w:t>3.1 Moment of Inertia &amp; Parallel/Perpendicular Axes Theorems (Very High Yield — 182 PYQs)</w:t>
       </w:r>
     </w:p>
     <w:p>
@@ -725,7 +725,7 @@
           <w:color w:val="2B6CB0"/>
           <w:sz w:val="24"/>
         </w:rPr>
-        <w:t>3.2 Torque, Angular Momentum &amp; Pure Rolling (Very High Yield — 109 PYQs)</w:t>
+        <w:t>3.2 Torque, Angular Momentum &amp; Pure Rolling (Very High Yield — 94 PYQs)</w:t>
       </w:r>
     </w:p>
     <w:p>
@@ -875,13 +875,13 @@
           <w:b/>
           <w:sz w:val="18"/>
         </w:rPr>
-        <w:t xml:space="preserve">[2026 Evening Shift] Q#1 (MCQ): </w:t>
+        <w:t xml:space="preserve">[2026 Evening Shift] Q#2 (MCQ): </w:t>
       </w:r>
       <w:r>
         <w:rPr>
           <w:sz w:val="18"/>
         </w:rPr>
-        <w:t xml:space="preserve">"An object of uniform density rolls up the curved path with the initial velocity v_(o) as shown in the figure. If the maximum height attain..."  </w:t>
+        <w:t xml:space="preserve">"A solid sphere (A) of mass 5m and a spherical shell (B) of mass m , both having same radius, are placed on a rough surface. When a f..."  </w:t>
       </w:r>
       <w:r>
         <w:rPr>
@@ -889,7 +889,7 @@
           <w:color w:val="2B6CB0"/>
           <w:sz w:val="18"/>
         </w:rPr>
-        <w:t>[Ans: D]</w:t>
+        <w:t>[Ans: A]</w:t>
       </w:r>
     </w:p>
     <w:p>
@@ -902,13 +902,13 @@
           <w:b/>
           <w:sz w:val="18"/>
         </w:rPr>
-        <w:t xml:space="preserve">[2026 Morning Shift] Q#1 (MCQ): </w:t>
+        <w:t xml:space="preserve">[2026 Evening Shift] Q#2 (MCQ): </w:t>
       </w:r>
       <w:r>
         <w:rPr>
           <w:sz w:val="18"/>
         </w:rPr>
-        <w:t xml:space="preserve">"Two circular discs of radius each 10 cm are joined at their centres by a rod of length 30 cm and mass 600 gm as shown in figure. If the mass..."  </w:t>
+        <w:t xml:space="preserve">"A uniform bar of length 12 cm and mass 20 m lies on a smooth horizontal table. Two point masses m and 2m are moving in opposite directio..."  </w:t>
       </w:r>
       <w:r>
         <w:rPr>
@@ -916,7 +916,7 @@
           <w:color w:val="2B6CB0"/>
           <w:sz w:val="18"/>
         </w:rPr>
-        <w:t>[Ans: D]</w:t>
+        <w:t>[Ans: N/A]</w:t>
       </w:r>
     </w:p>
     <w:p>
